--- a/Word/Module 2/DOCX/Realises/M2_01_Realise_Personnalisation.docx
+++ b/Word/Module 2/DOCX/Realises/M2_01_Realise_Personnalisation.docx
@@ -7,12 +7,12 @@
         <w:pStyle w:val="Title"/>
       </w:pPr>
       <w:r>
-        <w:t>Personnaliser Word - resultat attendu</w:t>
+        <w:t>Personnaliser Word - résultat attendu</w:t>
       </w:r>
     </w:p>
     <w:p>
       <w:r>
-        <w:t>Police par defaut et marges definies dans Normal.dotm ; barre d'acces rapide personnalisee ; correction automatique active ; QuickPart de signature disponible ; PDF genere.</w:t>
+        <w:t>Police par défaut et marges définies dans Normal.dotm ; barre d'accès rapide personnalisée ; correction automatique active ; QuickPart de signature disponible ; PDF généré.</w:t>
       </w:r>
     </w:p>
     <w:p>
@@ -30,7 +30,7 @@
     </w:p>
     <w:p>
       <w:r>
-        <w:t>Rue de Hesbaye 75 - 4000 Liege</w:t>
+        <w:t>Rue de Hesbaye 75 - 4000 Liège</w:t>
       </w:r>
     </w:p>
     <w:p>
